--- a/content/topic-10-repair-to-maintain/kepu-10.1-long-term-investment/copy.docx
+++ b/content/topic-10-repair-to-maintain/kepu-10.1-long-term-investment/copy.docx
@@ -25,7 +25,7 @@
         <w:pStyle w:val="MdParagraph"/>
       </w:pPr>
       <w:r>
-        <w:t xml:space="preserve">在快節奏的現代生活中，我們習慣於追求即時的滿足與快速的成效。對於「保養」這件事，許多人或許也抱持著類似的心態：期待一抹見效、一夜回春。然而，保養的真諦，遠不止於短暫的肌膚調理。它更是一場關於自我的長期投資，一種對未來健康的承諾，以及對生活品質的深層經營。本文將深入探討保養的深層意義，引導妳從「短暫修復」的思維，轉變為「長期投資」的視野，讓保養成為妳長期主義生活哲學的重要一環。</w:t>
+        <w:t>如果保養有一張損益表，這個月的支出，花在的是「立即見效」的安慰劑，還是「長期複利」的投資？多數人對保養的期待，其實跟對即時滿足的渴望一樣：一抹見效、一夜回春。但保養的真諦，遠不止於短暫的肌膚調理——它更像一場關於自我的長期投資，一種對未來健康的承諾。本文將帶妳從「短暫修復」的思維，轉向「長期投資」的視野，讓保養成為妳長期主義生活哲學的一部分。</w:t>
       </w:r>
     </w:p>
     <w:p>
